--- a/public/chat_files/cruz_old_bio_draft.docx
+++ b/public/chat_files/cruz_old_bio_draft.docx
@@ -8,7 +8,7 @@
           <w:b/>
           <w:sz w:val="28"/>
         </w:rPr>
-        <w:t>Cruz Metro Freight — Draft Bio &amp; Cold Emails (Rough)</w:t>
+        <w:t>Cruz Metro Freight — Rough Company Notes</w:t>
       </w:r>
     </w:p>
     <w:p>
@@ -16,7 +16,7 @@
         <w:rPr>
           <w:sz w:val="22"/>
         </w:rPr>
-        <w:t xml:space="preserve">About Us: Cruz Metro Freight is a regional box-truck and sprinter van carrier based in Dallas. We do same-day pallet drops and scheduled retail replenishment.</w:t>
+        <w:t xml:space="preserve">Cruz Metro Freight operates dedicated 26ft liftgate box trucks and high-roof sprinters out of DFW.</w:t>
       </w:r>
     </w:p>
     <w:p>
@@ -24,7 +24,7 @@
         <w:rPr>
           <w:sz w:val="22"/>
         </w:rPr>
-        <w:t xml:space="preserve">Email 1 (Cold intro to warehouse managers): Hey [Name], reaching out because we have two 26ft box trucks with liftgates open on Tuesdays and Thursdays in DFW...</w:t>
+        <w:t xml:space="preserve">We handle scheduled retail replenishment, pallet recovery, and warehouse dock-to-dock transfers.</w:t>
       </w:r>
     </w:p>
     <w:p>
@@ -32,7 +32,7 @@
         <w:rPr>
           <w:sz w:val="22"/>
         </w:rPr>
-        <w:t xml:space="preserve">Email 2 (Follow up): Just checking in to see if your current broker ever misses morning dock windows...</w:t>
+        <w:t xml:space="preserve">Cold email 1 note: Mention our 2 open liftgates on Tue/Thu in DFW industrial corridor.</w:t>
       </w:r>
     </w:p>
     <w:p>
@@ -40,7 +40,15 @@
         <w:rPr>
           <w:sz w:val="22"/>
         </w:rPr>
-        <w:t xml:space="preserve">Email 3 (Rate sheet follow-up): Here is our standard per-mile and flat metro rate— [note: need to finish typing the detention policy part]</w:t>
+        <w:t xml:space="preserve">Cold email 2 note: Follow up on missed broker pickups and emergency same-day pallet recovery.</w:t>
+      </w:r>
+    </w:p>
+    <w:p>
+      <w:r>
+        <w:rPr>
+          <w:sz w:val="22"/>
+        </w:rPr>
+        <w:t xml:space="preserve">Cold email 3 note: Rate sheet and 2-hour free dock detention policy.</w:t>
       </w:r>
     </w:p>
   </w:body>

--- a/public/chat_files/cruz_old_bio_draft.docx
+++ b/public/chat_files/cruz_old_bio_draft.docx
@@ -3,50 +3,74 @@
 <w:document xmlns:w="http://schemas.openxmlformats.org/wordprocessingml/2006/main">
   <w:body>
     <w:p>
+      <w:pPr>
+        <w:spacing w:before="120" w:after="240"/>
+      </w:pPr>
       <w:r>
         <w:rPr>
           <w:b/>
-          <w:sz w:val="28"/>
+          <w:color w:val="0F172A"/>
+          <w:sz w:val="32"/>
         </w:rPr>
-        <w:t>Cruz Metro Freight — Rough Company Notes</w:t>
+        <w:t xml:space="preserve">Cruz Metro Freight — Rough Company Notes</w:t>
       </w:r>
     </w:p>
     <w:p>
+      <w:pPr>
+        <w:spacing w:after="140" w:line="276" w:lineRule="auto"/>
+      </w:pPr>
       <w:r>
         <w:rPr>
-          <w:sz w:val="22"/>
+          <w:color w:val="1E293B"/>
+          <w:sz w:val="21"/>
         </w:rPr>
         <w:t xml:space="preserve">Cruz Metro Freight operates dedicated 26ft liftgate box trucks and high-roof sprinters out of DFW.</w:t>
       </w:r>
     </w:p>
     <w:p>
+      <w:pPr>
+        <w:spacing w:after="140" w:line="276" w:lineRule="auto"/>
+      </w:pPr>
       <w:r>
         <w:rPr>
-          <w:sz w:val="22"/>
+          <w:color w:val="1E293B"/>
+          <w:sz w:val="21"/>
         </w:rPr>
         <w:t xml:space="preserve">We handle scheduled retail replenishment, pallet recovery, and warehouse dock-to-dock transfers.</w:t>
       </w:r>
     </w:p>
     <w:p>
+      <w:pPr>
+        <w:spacing w:after="140" w:line="276" w:lineRule="auto"/>
+      </w:pPr>
       <w:r>
         <w:rPr>
-          <w:sz w:val="22"/>
+          <w:color w:val="1E293B"/>
+          <w:sz w:val="21"/>
         </w:rPr>
         <w:t xml:space="preserve">Cold email 1 note: Mention our 2 open liftgates on Tue/Thu in DFW industrial corridor.</w:t>
       </w:r>
     </w:p>
     <w:p>
+      <w:pPr>
+        <w:spacing w:after="140" w:line="276" w:lineRule="auto"/>
+      </w:pPr>
       <w:r>
         <w:rPr>
-          <w:sz w:val="22"/>
+          <w:color w:val="1E293B"/>
+          <w:sz w:val="21"/>
         </w:rPr>
         <w:t xml:space="preserve">Cold email 2 note: Follow up on missed broker pickups and emergency same-day pallet recovery.</w:t>
       </w:r>
     </w:p>
     <w:p>
+      <w:pPr>
+        <w:spacing w:after="140" w:line="276" w:lineRule="auto"/>
+      </w:pPr>
       <w:r>
         <w:rPr>
-          <w:sz w:val="22"/>
+          <w:color w:val="1E293B"/>
+          <w:sz w:val="21"/>
         </w:rPr>
         <w:t xml:space="preserve">Cold email 3 note: Rate sheet and 2-hour free dock detention policy.</w:t>
       </w:r>

--- a/public/chat_files/cruz_old_bio_draft.docx
+++ b/public/chat_files/cruz_old_bio_draft.docx
@@ -13,7 +13,7 @@
           <w:color w:val="0F172A"/>
           <w:sz w:val="44"/>
         </w:rPr>
-        <w:t>Cruz Metro Freight — Rough Company Notes</w:t>
+        <w:t>Cruz Metro Freight — Carrier Capabilities, Fleet Operating Profile &amp; Rate Scramble</w:t>
       </w:r>
     </w:p>
     <w:p>
@@ -26,7 +26,7 @@
           <w:color w:val="1E293B"/>
           <w:sz w:val="20"/>
         </w:rPr>
-        <w:t>Cruz Metro Freight operates dedicated 26ft liftgate box trucks and high-roof sprinters out of DFW.</w:t>
+        <w:t>COMPANY: Cruz Metro Freight LLC · Dallas, Texas</w:t>
       </w:r>
     </w:p>
     <w:p>
@@ -39,7 +39,7 @@
           <w:color w:val="1E293B"/>
           <w:sz w:val="20"/>
         </w:rPr>
-        <w:t>We handle scheduled retail replenishment, pallet recovery, and warehouse dock-to-dock transfers.</w:t>
+        <w:t>OWNER / OPERATOR: Jose Cruz (Direct Cell: 214-592-1084)</w:t>
       </w:r>
     </w:p>
     <w:p>
@@ -52,7 +52,7 @@
           <w:color w:val="1E293B"/>
           <w:sz w:val="20"/>
         </w:rPr>
-        <w:t>Cold email 1 note: Mention our 2 open liftgates on Tue/Thu in DFW industrial corridor.</w:t>
+        <w:t>DISPATCH OFFICE: 4820 W Davis St, Dallas, TX 75211</w:t>
       </w:r>
     </w:p>
     <w:p>
@@ -65,7 +65,27 @@
           <w:color w:val="1E293B"/>
           <w:sz w:val="20"/>
         </w:rPr>
-        <w:t>Cold email 2 note: Follow up on missed broker pickups and emergency same-day pallet recovery.</w:t>
+        <w:t>DOCUMENT: Internal Carrier Operational Profile &amp; Outbound Rate Notes</w:t>
+      </w:r>
+    </w:p>
+    <w:p>
+      <w:r>
+        <w:br w:type="page"/>
+      </w:r>
+    </w:p>
+    <w:p>
+      <w:pPr>
+        <w:keepNext/>
+        <w:spacing w:before="280" w:after="80"/>
+      </w:pPr>
+      <w:r>
+        <w:rPr>
+          <w:rFonts w:ascii="Calibri" w:hAnsi="Calibri"/>
+          <w:b/>
+          <w:color w:val="0F172A"/>
+          <w:sz w:val="26"/>
+        </w:rPr>
+        <w:t>SECTION 1: COMMERCIAL OPERATING AUTHORITY &amp; REGULATORY COMPLIANCE</w:t>
       </w:r>
     </w:p>
     <w:p>
@@ -78,7 +98,510 @@
           <w:color w:val="1E293B"/>
           <w:sz w:val="20"/>
         </w:rPr>
-        <w:t>Cold email 3 note: Rate sheet and 2-hour free dock detention policy.</w:t>
+        <w:t>Entity Structure: Texas Limited Liability Company · Active and In Good Standing since March 2021.</w:t>
+      </w:r>
+    </w:p>
+    <w:p>
+      <w:pPr>
+        <w:spacing w:before="0" w:after="120" w:line="276" w:lineRule="auto"/>
+      </w:pPr>
+      <w:r>
+        <w:rPr>
+          <w:rFonts w:ascii="Calibri" w:hAnsi="Calibri"/>
+          <w:color w:val="1E293B"/>
+          <w:sz w:val="20"/>
+        </w:rPr>
+        <w:t>Federal Motor Carrier Safety Administration (FMCSA) Authority:</w:t>
+      </w:r>
+    </w:p>
+    <w:p>
+      <w:pPr>
+        <w:pStyle w:val="ListBullet"/>
+        <w:spacing w:before="0" w:after="60" w:line="276" w:lineRule="auto"/>
+      </w:pPr>
+      <w:r>
+        <w:rPr>
+          <w:rFonts w:ascii="Calibri" w:hAnsi="Calibri"/>
+          <w:color w:val="1E293B"/>
+          <w:sz w:val="20"/>
+        </w:rPr>
+        <w:t>USDOT Number: 3918204 · Active Motor Carrier Operating Authority.</w:t>
+      </w:r>
+    </w:p>
+    <w:p>
+      <w:pPr>
+        <w:pStyle w:val="ListBullet"/>
+        <w:spacing w:before="0" w:after="60" w:line="276" w:lineRule="auto"/>
+      </w:pPr>
+      <w:r>
+        <w:rPr>
+          <w:rFonts w:ascii="Calibri" w:hAnsi="Calibri"/>
+          <w:color w:val="1E293B"/>
+          <w:sz w:val="20"/>
+        </w:rPr>
+        <w:t>Interstate Commerce Commission / Motor Carrier Number: MC-1488209.</w:t>
+      </w:r>
+    </w:p>
+    <w:p>
+      <w:pPr>
+        <w:pStyle w:val="ListBullet"/>
+        <w:spacing w:before="0" w:after="60" w:line="276" w:lineRule="auto"/>
+      </w:pPr>
+      <w:r>
+        <w:rPr>
+          <w:rFonts w:ascii="Calibri" w:hAnsi="Calibri"/>
+          <w:color w:val="1E293B"/>
+          <w:sz w:val="20"/>
+        </w:rPr>
+        <w:t>Texas Department of Motor Vehicles (TxDMV) Certificate: #0094182.</w:t>
+      </w:r>
+    </w:p>
+    <w:p>
+      <w:pPr>
+        <w:spacing w:before="0" w:after="120" w:line="276" w:lineRule="auto"/>
+      </w:pPr>
+      <w:r>
+        <w:rPr>
+          <w:rFonts w:ascii="Calibri" w:hAnsi="Calibri"/>
+          <w:color w:val="1E293B"/>
+          <w:sz w:val="20"/>
+        </w:rPr>
+        <w:t>Commercial Fleet Insurance Program:</w:t>
+      </w:r>
+    </w:p>
+    <w:p>
+      <w:pPr>
+        <w:pStyle w:val="ListBullet"/>
+        <w:spacing w:before="0" w:after="60" w:line="276" w:lineRule="auto"/>
+      </w:pPr>
+      <w:r>
+        <w:rPr>
+          <w:rFonts w:ascii="Calibri" w:hAnsi="Calibri"/>
+          <w:color w:val="1E293B"/>
+          <w:sz w:val="20"/>
+        </w:rPr>
+        <w:t>Commercial Auto Liability: $1,000,000 Combined Single Limit (CSL) through Great West Casualty Company.</w:t>
+      </w:r>
+    </w:p>
+    <w:p>
+      <w:pPr>
+        <w:pStyle w:val="ListBullet"/>
+        <w:spacing w:before="0" w:after="60" w:line="276" w:lineRule="auto"/>
+      </w:pPr>
+      <w:r>
+        <w:rPr>
+          <w:rFonts w:ascii="Calibri" w:hAnsi="Calibri"/>
+          <w:color w:val="1E293B"/>
+          <w:sz w:val="20"/>
+        </w:rPr>
+        <w:t>Motor Truck Cargo Insurance: $100,000 Broad-Form Cargo Liability with zero reefer/breakdown exclusion.</w:t>
+      </w:r>
+    </w:p>
+    <w:p>
+      <w:pPr>
+        <w:pStyle w:val="ListBullet"/>
+        <w:spacing w:before="0" w:after="60" w:line="276" w:lineRule="auto"/>
+      </w:pPr>
+      <w:r>
+        <w:rPr>
+          <w:rFonts w:ascii="Calibri" w:hAnsi="Calibri"/>
+          <w:color w:val="1E293B"/>
+          <w:sz w:val="20"/>
+        </w:rPr>
+        <w:t>Commercial General Liability: $1,000,000 per occurrence / $2,000,000 aggregate.</w:t>
+      </w:r>
+    </w:p>
+    <w:p>
+      <w:r>
+        <w:br w:type="page"/>
+      </w:r>
+    </w:p>
+    <w:p>
+      <w:pPr>
+        <w:keepNext/>
+        <w:spacing w:before="280" w:after="80"/>
+      </w:pPr>
+      <w:r>
+        <w:rPr>
+          <w:rFonts w:ascii="Calibri" w:hAnsi="Calibri"/>
+          <w:b/>
+          <w:color w:val="0F172A"/>
+          <w:sz w:val="26"/>
+        </w:rPr>
+        <w:t>SECTION 2: FLEET ASSET INVENTORY &amp; EQUIPMENT SPECIFICATIONS</w:t>
+      </w:r>
+    </w:p>
+    <w:p>
+      <w:pPr>
+        <w:spacing w:before="0" w:after="120" w:line="276" w:lineRule="auto"/>
+      </w:pPr>
+      <w:r>
+        <w:rPr>
+          <w:rFonts w:ascii="Calibri" w:hAnsi="Calibri"/>
+          <w:color w:val="1E293B"/>
+          <w:sz w:val="20"/>
+        </w:rPr>
+        <w:t>Cruz Metro Freight owns and operates four late-model commercial vehicles dedicated to metro DFW freight:</w:t>
+      </w:r>
+    </w:p>
+    <w:p>
+      <w:pPr>
+        <w:spacing w:before="0" w:after="120" w:line="276" w:lineRule="auto"/>
+      </w:pPr>
+      <w:r>
+        <w:rPr>
+          <w:rFonts w:ascii="Calibri" w:hAnsi="Calibri"/>
+          <w:color w:val="1E293B"/>
+          <w:sz w:val="20"/>
+        </w:rPr>
+        <w:t>Unit 101 &amp; Unit 102 — 26ft Freightliner M2-106 Box Trucks:</w:t>
+      </w:r>
+    </w:p>
+    <w:p>
+      <w:pPr>
+        <w:pStyle w:val="ListBullet"/>
+        <w:spacing w:before="0" w:after="60" w:line="276" w:lineRule="auto"/>
+      </w:pPr>
+      <w:r>
+        <w:rPr>
+          <w:rFonts w:ascii="Calibri" w:hAnsi="Calibri"/>
+          <w:color w:val="1E293B"/>
+          <w:sz w:val="20"/>
+        </w:rPr>
+        <w:t>Cummins B6.7 Turbo Diesel engines with Allison 2500 RDS automatic transmissions.</w:t>
+      </w:r>
+    </w:p>
+    <w:p>
+      <w:pPr>
+        <w:pStyle w:val="ListBullet"/>
+        <w:spacing w:before="0" w:after="60" w:line="276" w:lineRule="auto"/>
+      </w:pPr>
+      <w:r>
+        <w:rPr>
+          <w:rFonts w:ascii="Calibri" w:hAnsi="Calibri"/>
+          <w:color w:val="1E293B"/>
+          <w:sz w:val="20"/>
+        </w:rPr>
+        <w:t>Gross Vehicle Weight Rating (GVWR): 26,000 lbs (Non-CDL compliant, enabling flexible driver scheduling without HOS logbook friction on short local runs).</w:t>
+      </w:r>
+    </w:p>
+    <w:p>
+      <w:pPr>
+        <w:pStyle w:val="ListBullet"/>
+        <w:spacing w:before="0" w:after="60" w:line="276" w:lineRule="auto"/>
+      </w:pPr>
+      <w:r>
+        <w:rPr>
+          <w:rFonts w:ascii="Calibri" w:hAnsi="Calibri"/>
+          <w:color w:val="1E293B"/>
+          <w:sz w:val="20"/>
+        </w:rPr>
+        <w:t>Legal Cargo Payload Capacity: 10,000 lbs (12 standard 40x48 pallets dock-height or floor-loaded).</w:t>
+      </w:r>
+    </w:p>
+    <w:p>
+      <w:pPr>
+        <w:pStyle w:val="ListBullet"/>
+        <w:spacing w:before="0" w:after="60" w:line="276" w:lineRule="auto"/>
+      </w:pPr>
+      <w:r>
+        <w:rPr>
+          <w:rFonts w:ascii="Calibri" w:hAnsi="Calibri"/>
+          <w:color w:val="1E293B"/>
+          <w:sz w:val="20"/>
+        </w:rPr>
+        <w:t>Liftgate Specs: 3,500-lb Maxon hydraulic tuck-under liftgates with 60x80 inch heavy-duty aluminum platforms.</w:t>
+      </w:r>
+    </w:p>
+    <w:p>
+      <w:pPr>
+        <w:pStyle w:val="ListBullet"/>
+        <w:spacing w:before="0" w:after="60" w:line="276" w:lineRule="auto"/>
+      </w:pPr>
+      <w:r>
+        <w:rPr>
+          <w:rFonts w:ascii="Calibri" w:hAnsi="Calibri"/>
+          <w:color w:val="1E293B"/>
+          <w:sz w:val="20"/>
+        </w:rPr>
+        <w:t>Interior Cargo Protection: Dual-row E-track cargo rails, marine-grade plywood lining, and translucent fiberglass roof.</w:t>
+      </w:r>
+    </w:p>
+    <w:p>
+      <w:pPr>
+        <w:spacing w:before="0" w:after="120" w:line="276" w:lineRule="auto"/>
+      </w:pPr>
+      <w:r>
+        <w:rPr>
+          <w:rFonts w:ascii="Calibri" w:hAnsi="Calibri"/>
+          <w:color w:val="1E293B"/>
+          <w:sz w:val="20"/>
+        </w:rPr>
+        <w:t>Unit 201 &amp; Unit 202 — Mercedes-Benz Sprinter 3500 High-Roof Cargo Vans:</w:t>
+      </w:r>
+    </w:p>
+    <w:p>
+      <w:pPr>
+        <w:pStyle w:val="ListBullet"/>
+        <w:spacing w:before="0" w:after="60" w:line="276" w:lineRule="auto"/>
+      </w:pPr>
+      <w:r>
+        <w:rPr>
+          <w:rFonts w:ascii="Calibri" w:hAnsi="Calibri"/>
+          <w:color w:val="1E293B"/>
+          <w:sz w:val="20"/>
+        </w:rPr>
+        <w:t>3.0L V6 Turbo Diesel with 170-inch extended wheelbase and high-roof clearance (79-inch interior standing height).</w:t>
+      </w:r>
+    </w:p>
+    <w:p>
+      <w:pPr>
+        <w:pStyle w:val="ListBullet"/>
+        <w:spacing w:before="0" w:after="60" w:line="276" w:lineRule="auto"/>
+      </w:pPr>
+      <w:r>
+        <w:rPr>
+          <w:rFonts w:ascii="Calibri" w:hAnsi="Calibri"/>
+          <w:color w:val="1E293B"/>
+          <w:sz w:val="20"/>
+        </w:rPr>
+        <w:t>Cargo Capacity: 3,850 lbs payload capacity (holds 3 full standard pallets or 450 cubic feet of cargo).</w:t>
+      </w:r>
+    </w:p>
+    <w:p>
+      <w:pPr>
+        <w:pStyle w:val="ListBullet"/>
+        <w:spacing w:before="0" w:after="60" w:line="276" w:lineRule="auto"/>
+      </w:pPr>
+      <w:r>
+        <w:rPr>
+          <w:rFonts w:ascii="Calibri" w:hAnsi="Calibri"/>
+          <w:color w:val="1E293B"/>
+          <w:sz w:val="20"/>
+        </w:rPr>
+        <w:t>Dedicated Mission: Critical aerospace hot-shots, time-sensitive medical diagnostic specimens, and emergency line-down factory deliveries.</w:t>
+      </w:r>
+    </w:p>
+    <w:p>
+      <w:r>
+        <w:br w:type="page"/>
+      </w:r>
+    </w:p>
+    <w:p>
+      <w:pPr>
+        <w:keepNext/>
+        <w:spacing w:before="280" w:after="80"/>
+      </w:pPr>
+      <w:r>
+        <w:rPr>
+          <w:rFonts w:ascii="Calibri" w:hAnsi="Calibri"/>
+          <w:b/>
+          <w:color w:val="0F172A"/>
+          <w:sz w:val="26"/>
+        </w:rPr>
+        <w:t>SECTION 3: COMMON SHIPPER GRIEVANCES WITH FREIGHT BROKERS</w:t>
+      </w:r>
+    </w:p>
+    <w:p>
+      <w:pPr>
+        <w:spacing w:before="0" w:after="120" w:line="276" w:lineRule="auto"/>
+      </w:pPr>
+      <w:r>
+        <w:rPr>
+          <w:rFonts w:ascii="Calibri" w:hAnsi="Calibri"/>
+          <w:color w:val="1E293B"/>
+          <w:sz w:val="20"/>
+        </w:rPr>
+        <w:t>Notes from Jose on why shippers are fed up with digital freight brokerages (CH Robinson, Coyote, Uber Freight):</w:t>
+      </w:r>
+    </w:p>
+    <w:p>
+      <w:pPr>
+        <w:spacing w:before="0" w:after="120" w:line="276" w:lineRule="auto"/>
+      </w:pPr>
+      <w:r>
+        <w:rPr>
+          <w:rFonts w:ascii="Calibri" w:hAnsi="Calibri"/>
+          <w:color w:val="1E293B"/>
+          <w:sz w:val="20"/>
+        </w:rPr>
+        <w:t>1. Ghost Pickups: Digital brokers post loads on DAT load boards, book an unvetted bottom-dollar carrier, and when that driver flakes at 4:30 PM, the shipper's dock is left with stranded freight and angry customers.</w:t>
+      </w:r>
+    </w:p>
+    <w:p>
+      <w:pPr>
+        <w:spacing w:before="0" w:after="120" w:line="276" w:lineRule="auto"/>
+      </w:pPr>
+      <w:r>
+        <w:rPr>
+          <w:rFonts w:ascii="Calibri" w:hAnsi="Calibri"/>
+          <w:color w:val="1E293B"/>
+          <w:sz w:val="20"/>
+        </w:rPr>
+        <w:t>2. Missing Liftgates: Shippers explicitly order a liftgate truck for a retail delivery with no loading dock; broker sends a standard dry van with no liftgate, forcing the warehouse to reject the load or rent an emergency forklift.</w:t>
+      </w:r>
+    </w:p>
+    <w:p>
+      <w:pPr>
+        <w:spacing w:before="0" w:after="120" w:line="276" w:lineRule="auto"/>
+      </w:pPr>
+      <w:r>
+        <w:rPr>
+          <w:rFonts w:ascii="Calibri" w:hAnsi="Calibri"/>
+          <w:color w:val="1E293B"/>
+          <w:sz w:val="20"/>
+        </w:rPr>
+        <w:t>3. Opaque Fuel Surcharges: Brokers quote a flat $350 run, then slap on an unannounced 28% fuel index fee on the final invoice.</w:t>
+      </w:r>
+    </w:p>
+    <w:p>
+      <w:pPr>
+        <w:spacing w:before="0" w:after="120" w:line="276" w:lineRule="auto"/>
+      </w:pPr>
+      <w:r>
+        <w:rPr>
+          <w:rFonts w:ascii="Calibri" w:hAnsi="Calibri"/>
+          <w:color w:val="1E293B"/>
+          <w:sz w:val="20"/>
+        </w:rPr>
+        <w:t>4. Punitive Detention Charges: Brokers charge $75/hr detention starting after just 60 minutes, even when the delay was caused by the broker's own dispatch confusion.</w:t>
+      </w:r>
+    </w:p>
+    <w:p>
+      <w:r>
+        <w:br w:type="page"/>
+      </w:r>
+    </w:p>
+    <w:p>
+      <w:pPr>
+        <w:keepNext/>
+        <w:spacing w:before="280" w:after="80"/>
+      </w:pPr>
+      <w:r>
+        <w:rPr>
+          <w:rFonts w:ascii="Calibri" w:hAnsi="Calibri"/>
+          <w:b/>
+          <w:color w:val="0F172A"/>
+          <w:sz w:val="26"/>
+        </w:rPr>
+        <w:t>SECTION 4: THE CRUZ METRO FREIGHT VALUE PROPOSITION</w:t>
+      </w:r>
+    </w:p>
+    <w:p>
+      <w:pPr>
+        <w:pStyle w:val="ListBullet"/>
+        <w:spacing w:before="0" w:after="60" w:line="276" w:lineRule="auto"/>
+      </w:pPr>
+      <w:r>
+        <w:rPr>
+          <w:rFonts w:ascii="Calibri" w:hAnsi="Calibri"/>
+          <w:color w:val="1E293B"/>
+          <w:sz w:val="20"/>
+        </w:rPr>
+        <w:t>Direct Asset Carrier: You talk directly to Jose or our lead dispatcher—never an outsourced call center in another country.</w:t>
+      </w:r>
+    </w:p>
+    <w:p>
+      <w:pPr>
+        <w:pStyle w:val="ListBullet"/>
+        <w:spacing w:before="0" w:after="60" w:line="276" w:lineRule="auto"/>
+      </w:pPr>
+      <w:r>
+        <w:rPr>
+          <w:rFonts w:ascii="Calibri" w:hAnsi="Calibri"/>
+          <w:color w:val="1E293B"/>
+          <w:sz w:val="20"/>
+        </w:rPr>
+        <w:t>Guaranteed Equipment: When you book a 26ft liftgate with pallet jack, that exact truck pulls up to your dock.</w:t>
+      </w:r>
+    </w:p>
+    <w:p>
+      <w:pPr>
+        <w:pStyle w:val="ListBullet"/>
+        <w:spacing w:before="0" w:after="60" w:line="276" w:lineRule="auto"/>
+      </w:pPr>
+      <w:r>
+        <w:rPr>
+          <w:rFonts w:ascii="Calibri" w:hAnsi="Calibri"/>
+          <w:color w:val="1E293B"/>
+          <w:sz w:val="20"/>
+        </w:rPr>
+        <w:t>2 Full Hours Free Dock Detention: We absorb standard warehouse staging delays at zero extra charge.</w:t>
+      </w:r>
+    </w:p>
+    <w:p>
+      <w:pPr>
+        <w:pStyle w:val="ListBullet"/>
+        <w:spacing w:before="0" w:after="60" w:line="276" w:lineRule="auto"/>
+      </w:pPr>
+      <w:r>
+        <w:rPr>
+          <w:rFonts w:ascii="Calibri" w:hAnsi="Calibri"/>
+          <w:color w:val="1E293B"/>
+          <w:sz w:val="20"/>
+        </w:rPr>
+        <w:t>Real-Time e-POD: Digital proof of delivery photos and signed receiver BOL emailed within 15 minutes of delivery.</w:t>
+      </w:r>
+    </w:p>
+    <w:p>
+      <w:r>
+        <w:br w:type="page"/>
+      </w:r>
+    </w:p>
+    <w:p>
+      <w:pPr>
+        <w:keepNext/>
+        <w:spacing w:before="280" w:after="80"/>
+      </w:pPr>
+      <w:r>
+        <w:rPr>
+          <w:rFonts w:ascii="Calibri" w:hAnsi="Calibri"/>
+          <w:b/>
+          <w:color w:val="0F172A"/>
+          <w:sz w:val="26"/>
+        </w:rPr>
+        <w:t>SECTION 5: OUTBOUND CAMPAIGN TARGETING &amp; REVENUE GOALS</w:t>
+      </w:r>
+    </w:p>
+    <w:p>
+      <w:pPr>
+        <w:spacing w:before="0" w:after="120" w:line="276" w:lineRule="auto"/>
+      </w:pPr>
+      <w:r>
+        <w:rPr>
+          <w:rFonts w:ascii="Calibri" w:hAnsi="Calibri"/>
+          <w:color w:val="1E293B"/>
+          <w:sz w:val="20"/>
+        </w:rPr>
+        <w:t>Target Audience in DFW Industrial Parks (Brookhollow, Great Southwest / Arlington, Alliance, Coppell):</w:t>
+      </w:r>
+    </w:p>
+    <w:p>
+      <w:pPr>
+        <w:pStyle w:val="ListBullet"/>
+        <w:spacing w:before="0" w:after="60" w:line="276" w:lineRule="auto"/>
+      </w:pPr>
+      <w:r>
+        <w:rPr>
+          <w:rFonts w:ascii="Calibri" w:hAnsi="Calibri"/>
+          <w:color w:val="1E293B"/>
+          <w:sz w:val="20"/>
+        </w:rPr>
+        <w:t>Local logistics directors, warehouse terminal shipping managers, and regional 3PL dispatchers.</w:t>
+      </w:r>
+    </w:p>
+    <w:p>
+      <w:pPr>
+        <w:pStyle w:val="ListBullet"/>
+        <w:spacing w:before="0" w:after="60" w:line="276" w:lineRule="auto"/>
+      </w:pPr>
+      <w:r>
+        <w:rPr>
+          <w:rFonts w:ascii="Calibri" w:hAnsi="Calibri"/>
+          <w:color w:val="1E293B"/>
+          <w:sz w:val="20"/>
+        </w:rPr>
+        <w:t>Goal: Secure 4 dedicated recurring weekday routes (e.g. Tuesday/Thursday scheduled DFW-to-Fort Worth replenishment) to generate $14,000/month in predictable contractual billing.</w:t>
       </w:r>
     </w:p>
     <w:sectPr>
@@ -115,7 +638,7 @@
       <w:jc w:val="right"/>
     </w:pPr>
     <w:r>
-      <w:t>Cruz Metro Freight — Rough Company Notes</w:t>
+      <w:t>Cruz Metro Freight — Carrier Capabilities, Fleet Operating P</w:t>
     </w:r>
   </w:p>
 </w:hdr>

--- a/public/chat_files/cruz_old_bio_draft.docx
+++ b/public/chat_files/cruz_old_bio_draft.docx
@@ -13,7 +13,7 @@
           <w:color w:val="0F172A"/>
           <w:sz w:val="44"/>
         </w:rPr>
-        <w:t>Cruz Metro Freight — Carrier Capabilities, Fleet Operating Profile &amp; Rate Scramble</w:t>
+        <w:t>Cruz Metro Freight — Rough Company Notes</w:t>
       </w:r>
     </w:p>
     <w:p>
@@ -26,7 +26,7 @@
           <w:color w:val="1E293B"/>
           <w:sz w:val="20"/>
         </w:rPr>
-        <w:t>COMPANY: Cruz Metro Freight LLC · Dallas, Texas</w:t>
+        <w:t>Cruz Metro Freight operates dedicated 26ft liftgate box trucks and high-roof sprinters out of DFW.</w:t>
       </w:r>
     </w:p>
     <w:p>
@@ -39,7 +39,7 @@
           <w:color w:val="1E293B"/>
           <w:sz w:val="20"/>
         </w:rPr>
-        <w:t>OWNER / OPERATOR: Jose Cruz (Direct Cell: 214-592-1084)</w:t>
+        <w:t>We handle scheduled retail replenishment, pallet recovery, and warehouse dock-to-dock transfers.</w:t>
       </w:r>
     </w:p>
     <w:p>
@@ -52,7 +52,7 @@
           <w:color w:val="1E293B"/>
           <w:sz w:val="20"/>
         </w:rPr>
-        <w:t>DISPATCH OFFICE: 4820 W Davis St, Dallas, TX 75211</w:t>
+        <w:t>Cold email 1 note: Mention our 2 open liftgates on Tue/Thu in DFW industrial corridor.</w:t>
       </w:r>
     </w:p>
     <w:p>
@@ -65,27 +65,7 @@
           <w:color w:val="1E293B"/>
           <w:sz w:val="20"/>
         </w:rPr>
-        <w:t>DOCUMENT: Internal Carrier Operational Profile &amp; Outbound Rate Notes</w:t>
-      </w:r>
-    </w:p>
-    <w:p>
-      <w:r>
-        <w:br w:type="page"/>
-      </w:r>
-    </w:p>
-    <w:p>
-      <w:pPr>
-        <w:keepNext/>
-        <w:spacing w:before="280" w:after="80"/>
-      </w:pPr>
-      <w:r>
-        <w:rPr>
-          <w:rFonts w:ascii="Calibri" w:hAnsi="Calibri"/>
-          <w:b/>
-          <w:color w:val="0F172A"/>
-          <w:sz w:val="26"/>
-        </w:rPr>
-        <w:t>SECTION 1: COMMERCIAL OPERATING AUTHORITY &amp; REGULATORY COMPLIANCE</w:t>
+        <w:t>Cold email 2 note: Follow up on missed broker pickups and emergency same-day pallet recovery.</w:t>
       </w:r>
     </w:p>
     <w:p>
@@ -98,510 +78,7 @@
           <w:color w:val="1E293B"/>
           <w:sz w:val="20"/>
         </w:rPr>
-        <w:t>Entity Structure: Texas Limited Liability Company · Active and In Good Standing since March 2021.</w:t>
-      </w:r>
-    </w:p>
-    <w:p>
-      <w:pPr>
-        <w:spacing w:before="0" w:after="120" w:line="276" w:lineRule="auto"/>
-      </w:pPr>
-      <w:r>
-        <w:rPr>
-          <w:rFonts w:ascii="Calibri" w:hAnsi="Calibri"/>
-          <w:color w:val="1E293B"/>
-          <w:sz w:val="20"/>
-        </w:rPr>
-        <w:t>Federal Motor Carrier Safety Administration (FMCSA) Authority:</w:t>
-      </w:r>
-    </w:p>
-    <w:p>
-      <w:pPr>
-        <w:pStyle w:val="ListBullet"/>
-        <w:spacing w:before="0" w:after="60" w:line="276" w:lineRule="auto"/>
-      </w:pPr>
-      <w:r>
-        <w:rPr>
-          <w:rFonts w:ascii="Calibri" w:hAnsi="Calibri"/>
-          <w:color w:val="1E293B"/>
-          <w:sz w:val="20"/>
-        </w:rPr>
-        <w:t>USDOT Number: 3918204 · Active Motor Carrier Operating Authority.</w:t>
-      </w:r>
-    </w:p>
-    <w:p>
-      <w:pPr>
-        <w:pStyle w:val="ListBullet"/>
-        <w:spacing w:before="0" w:after="60" w:line="276" w:lineRule="auto"/>
-      </w:pPr>
-      <w:r>
-        <w:rPr>
-          <w:rFonts w:ascii="Calibri" w:hAnsi="Calibri"/>
-          <w:color w:val="1E293B"/>
-          <w:sz w:val="20"/>
-        </w:rPr>
-        <w:t>Interstate Commerce Commission / Motor Carrier Number: MC-1488209.</w:t>
-      </w:r>
-    </w:p>
-    <w:p>
-      <w:pPr>
-        <w:pStyle w:val="ListBullet"/>
-        <w:spacing w:before="0" w:after="60" w:line="276" w:lineRule="auto"/>
-      </w:pPr>
-      <w:r>
-        <w:rPr>
-          <w:rFonts w:ascii="Calibri" w:hAnsi="Calibri"/>
-          <w:color w:val="1E293B"/>
-          <w:sz w:val="20"/>
-        </w:rPr>
-        <w:t>Texas Department of Motor Vehicles (TxDMV) Certificate: #0094182.</w:t>
-      </w:r>
-    </w:p>
-    <w:p>
-      <w:pPr>
-        <w:spacing w:before="0" w:after="120" w:line="276" w:lineRule="auto"/>
-      </w:pPr>
-      <w:r>
-        <w:rPr>
-          <w:rFonts w:ascii="Calibri" w:hAnsi="Calibri"/>
-          <w:color w:val="1E293B"/>
-          <w:sz w:val="20"/>
-        </w:rPr>
-        <w:t>Commercial Fleet Insurance Program:</w:t>
-      </w:r>
-    </w:p>
-    <w:p>
-      <w:pPr>
-        <w:pStyle w:val="ListBullet"/>
-        <w:spacing w:before="0" w:after="60" w:line="276" w:lineRule="auto"/>
-      </w:pPr>
-      <w:r>
-        <w:rPr>
-          <w:rFonts w:ascii="Calibri" w:hAnsi="Calibri"/>
-          <w:color w:val="1E293B"/>
-          <w:sz w:val="20"/>
-        </w:rPr>
-        <w:t>Commercial Auto Liability: $1,000,000 Combined Single Limit (CSL) through Great West Casualty Company.</w:t>
-      </w:r>
-    </w:p>
-    <w:p>
-      <w:pPr>
-        <w:pStyle w:val="ListBullet"/>
-        <w:spacing w:before="0" w:after="60" w:line="276" w:lineRule="auto"/>
-      </w:pPr>
-      <w:r>
-        <w:rPr>
-          <w:rFonts w:ascii="Calibri" w:hAnsi="Calibri"/>
-          <w:color w:val="1E293B"/>
-          <w:sz w:val="20"/>
-        </w:rPr>
-        <w:t>Motor Truck Cargo Insurance: $100,000 Broad-Form Cargo Liability with zero reefer/breakdown exclusion.</w:t>
-      </w:r>
-    </w:p>
-    <w:p>
-      <w:pPr>
-        <w:pStyle w:val="ListBullet"/>
-        <w:spacing w:before="0" w:after="60" w:line="276" w:lineRule="auto"/>
-      </w:pPr>
-      <w:r>
-        <w:rPr>
-          <w:rFonts w:ascii="Calibri" w:hAnsi="Calibri"/>
-          <w:color w:val="1E293B"/>
-          <w:sz w:val="20"/>
-        </w:rPr>
-        <w:t>Commercial General Liability: $1,000,000 per occurrence / $2,000,000 aggregate.</w:t>
-      </w:r>
-    </w:p>
-    <w:p>
-      <w:r>
-        <w:br w:type="page"/>
-      </w:r>
-    </w:p>
-    <w:p>
-      <w:pPr>
-        <w:keepNext/>
-        <w:spacing w:before="280" w:after="80"/>
-      </w:pPr>
-      <w:r>
-        <w:rPr>
-          <w:rFonts w:ascii="Calibri" w:hAnsi="Calibri"/>
-          <w:b/>
-          <w:color w:val="0F172A"/>
-          <w:sz w:val="26"/>
-        </w:rPr>
-        <w:t>SECTION 2: FLEET ASSET INVENTORY &amp; EQUIPMENT SPECIFICATIONS</w:t>
-      </w:r>
-    </w:p>
-    <w:p>
-      <w:pPr>
-        <w:spacing w:before="0" w:after="120" w:line="276" w:lineRule="auto"/>
-      </w:pPr>
-      <w:r>
-        <w:rPr>
-          <w:rFonts w:ascii="Calibri" w:hAnsi="Calibri"/>
-          <w:color w:val="1E293B"/>
-          <w:sz w:val="20"/>
-        </w:rPr>
-        <w:t>Cruz Metro Freight owns and operates four late-model commercial vehicles dedicated to metro DFW freight:</w:t>
-      </w:r>
-    </w:p>
-    <w:p>
-      <w:pPr>
-        <w:spacing w:before="0" w:after="120" w:line="276" w:lineRule="auto"/>
-      </w:pPr>
-      <w:r>
-        <w:rPr>
-          <w:rFonts w:ascii="Calibri" w:hAnsi="Calibri"/>
-          <w:color w:val="1E293B"/>
-          <w:sz w:val="20"/>
-        </w:rPr>
-        <w:t>Unit 101 &amp; Unit 102 — 26ft Freightliner M2-106 Box Trucks:</w:t>
-      </w:r>
-    </w:p>
-    <w:p>
-      <w:pPr>
-        <w:pStyle w:val="ListBullet"/>
-        <w:spacing w:before="0" w:after="60" w:line="276" w:lineRule="auto"/>
-      </w:pPr>
-      <w:r>
-        <w:rPr>
-          <w:rFonts w:ascii="Calibri" w:hAnsi="Calibri"/>
-          <w:color w:val="1E293B"/>
-          <w:sz w:val="20"/>
-        </w:rPr>
-        <w:t>Cummins B6.7 Turbo Diesel engines with Allison 2500 RDS automatic transmissions.</w:t>
-      </w:r>
-    </w:p>
-    <w:p>
-      <w:pPr>
-        <w:pStyle w:val="ListBullet"/>
-        <w:spacing w:before="0" w:after="60" w:line="276" w:lineRule="auto"/>
-      </w:pPr>
-      <w:r>
-        <w:rPr>
-          <w:rFonts w:ascii="Calibri" w:hAnsi="Calibri"/>
-          <w:color w:val="1E293B"/>
-          <w:sz w:val="20"/>
-        </w:rPr>
-        <w:t>Gross Vehicle Weight Rating (GVWR): 26,000 lbs (Non-CDL compliant, enabling flexible driver scheduling without HOS logbook friction on short local runs).</w:t>
-      </w:r>
-    </w:p>
-    <w:p>
-      <w:pPr>
-        <w:pStyle w:val="ListBullet"/>
-        <w:spacing w:before="0" w:after="60" w:line="276" w:lineRule="auto"/>
-      </w:pPr>
-      <w:r>
-        <w:rPr>
-          <w:rFonts w:ascii="Calibri" w:hAnsi="Calibri"/>
-          <w:color w:val="1E293B"/>
-          <w:sz w:val="20"/>
-        </w:rPr>
-        <w:t>Legal Cargo Payload Capacity: 10,000 lbs (12 standard 40x48 pallets dock-height or floor-loaded).</w:t>
-      </w:r>
-    </w:p>
-    <w:p>
-      <w:pPr>
-        <w:pStyle w:val="ListBullet"/>
-        <w:spacing w:before="0" w:after="60" w:line="276" w:lineRule="auto"/>
-      </w:pPr>
-      <w:r>
-        <w:rPr>
-          <w:rFonts w:ascii="Calibri" w:hAnsi="Calibri"/>
-          <w:color w:val="1E293B"/>
-          <w:sz w:val="20"/>
-        </w:rPr>
-        <w:t>Liftgate Specs: 3,500-lb Maxon hydraulic tuck-under liftgates with 60x80 inch heavy-duty aluminum platforms.</w:t>
-      </w:r>
-    </w:p>
-    <w:p>
-      <w:pPr>
-        <w:pStyle w:val="ListBullet"/>
-        <w:spacing w:before="0" w:after="60" w:line="276" w:lineRule="auto"/>
-      </w:pPr>
-      <w:r>
-        <w:rPr>
-          <w:rFonts w:ascii="Calibri" w:hAnsi="Calibri"/>
-          <w:color w:val="1E293B"/>
-          <w:sz w:val="20"/>
-        </w:rPr>
-        <w:t>Interior Cargo Protection: Dual-row E-track cargo rails, marine-grade plywood lining, and translucent fiberglass roof.</w:t>
-      </w:r>
-    </w:p>
-    <w:p>
-      <w:pPr>
-        <w:spacing w:before="0" w:after="120" w:line="276" w:lineRule="auto"/>
-      </w:pPr>
-      <w:r>
-        <w:rPr>
-          <w:rFonts w:ascii="Calibri" w:hAnsi="Calibri"/>
-          <w:color w:val="1E293B"/>
-          <w:sz w:val="20"/>
-        </w:rPr>
-        <w:t>Unit 201 &amp; Unit 202 — Mercedes-Benz Sprinter 3500 High-Roof Cargo Vans:</w:t>
-      </w:r>
-    </w:p>
-    <w:p>
-      <w:pPr>
-        <w:pStyle w:val="ListBullet"/>
-        <w:spacing w:before="0" w:after="60" w:line="276" w:lineRule="auto"/>
-      </w:pPr>
-      <w:r>
-        <w:rPr>
-          <w:rFonts w:ascii="Calibri" w:hAnsi="Calibri"/>
-          <w:color w:val="1E293B"/>
-          <w:sz w:val="20"/>
-        </w:rPr>
-        <w:t>3.0L V6 Turbo Diesel with 170-inch extended wheelbase and high-roof clearance (79-inch interior standing height).</w:t>
-      </w:r>
-    </w:p>
-    <w:p>
-      <w:pPr>
-        <w:pStyle w:val="ListBullet"/>
-        <w:spacing w:before="0" w:after="60" w:line="276" w:lineRule="auto"/>
-      </w:pPr>
-      <w:r>
-        <w:rPr>
-          <w:rFonts w:ascii="Calibri" w:hAnsi="Calibri"/>
-          <w:color w:val="1E293B"/>
-          <w:sz w:val="20"/>
-        </w:rPr>
-        <w:t>Cargo Capacity: 3,850 lbs payload capacity (holds 3 full standard pallets or 450 cubic feet of cargo).</w:t>
-      </w:r>
-    </w:p>
-    <w:p>
-      <w:pPr>
-        <w:pStyle w:val="ListBullet"/>
-        <w:spacing w:before="0" w:after="60" w:line="276" w:lineRule="auto"/>
-      </w:pPr>
-      <w:r>
-        <w:rPr>
-          <w:rFonts w:ascii="Calibri" w:hAnsi="Calibri"/>
-          <w:color w:val="1E293B"/>
-          <w:sz w:val="20"/>
-        </w:rPr>
-        <w:t>Dedicated Mission: Critical aerospace hot-shots, time-sensitive medical diagnostic specimens, and emergency line-down factory deliveries.</w:t>
-      </w:r>
-    </w:p>
-    <w:p>
-      <w:r>
-        <w:br w:type="page"/>
-      </w:r>
-    </w:p>
-    <w:p>
-      <w:pPr>
-        <w:keepNext/>
-        <w:spacing w:before="280" w:after="80"/>
-      </w:pPr>
-      <w:r>
-        <w:rPr>
-          <w:rFonts w:ascii="Calibri" w:hAnsi="Calibri"/>
-          <w:b/>
-          <w:color w:val="0F172A"/>
-          <w:sz w:val="26"/>
-        </w:rPr>
-        <w:t>SECTION 3: COMMON SHIPPER GRIEVANCES WITH FREIGHT BROKERS</w:t>
-      </w:r>
-    </w:p>
-    <w:p>
-      <w:pPr>
-        <w:spacing w:before="0" w:after="120" w:line="276" w:lineRule="auto"/>
-      </w:pPr>
-      <w:r>
-        <w:rPr>
-          <w:rFonts w:ascii="Calibri" w:hAnsi="Calibri"/>
-          <w:color w:val="1E293B"/>
-          <w:sz w:val="20"/>
-        </w:rPr>
-        <w:t>Notes from Jose on why shippers are fed up with digital freight brokerages (CH Robinson, Coyote, Uber Freight):</w:t>
-      </w:r>
-    </w:p>
-    <w:p>
-      <w:pPr>
-        <w:spacing w:before="0" w:after="120" w:line="276" w:lineRule="auto"/>
-      </w:pPr>
-      <w:r>
-        <w:rPr>
-          <w:rFonts w:ascii="Calibri" w:hAnsi="Calibri"/>
-          <w:color w:val="1E293B"/>
-          <w:sz w:val="20"/>
-        </w:rPr>
-        <w:t>1. Ghost Pickups: Digital brokers post loads on DAT load boards, book an unvetted bottom-dollar carrier, and when that driver flakes at 4:30 PM, the shipper's dock is left with stranded freight and angry customers.</w:t>
-      </w:r>
-    </w:p>
-    <w:p>
-      <w:pPr>
-        <w:spacing w:before="0" w:after="120" w:line="276" w:lineRule="auto"/>
-      </w:pPr>
-      <w:r>
-        <w:rPr>
-          <w:rFonts w:ascii="Calibri" w:hAnsi="Calibri"/>
-          <w:color w:val="1E293B"/>
-          <w:sz w:val="20"/>
-        </w:rPr>
-        <w:t>2. Missing Liftgates: Shippers explicitly order a liftgate truck for a retail delivery with no loading dock; broker sends a standard dry van with no liftgate, forcing the warehouse to reject the load or rent an emergency forklift.</w:t>
-      </w:r>
-    </w:p>
-    <w:p>
-      <w:pPr>
-        <w:spacing w:before="0" w:after="120" w:line="276" w:lineRule="auto"/>
-      </w:pPr>
-      <w:r>
-        <w:rPr>
-          <w:rFonts w:ascii="Calibri" w:hAnsi="Calibri"/>
-          <w:color w:val="1E293B"/>
-          <w:sz w:val="20"/>
-        </w:rPr>
-        <w:t>3. Opaque Fuel Surcharges: Brokers quote a flat $350 run, then slap on an unannounced 28% fuel index fee on the final invoice.</w:t>
-      </w:r>
-    </w:p>
-    <w:p>
-      <w:pPr>
-        <w:spacing w:before="0" w:after="120" w:line="276" w:lineRule="auto"/>
-      </w:pPr>
-      <w:r>
-        <w:rPr>
-          <w:rFonts w:ascii="Calibri" w:hAnsi="Calibri"/>
-          <w:color w:val="1E293B"/>
-          <w:sz w:val="20"/>
-        </w:rPr>
-        <w:t>4. Punitive Detention Charges: Brokers charge $75/hr detention starting after just 60 minutes, even when the delay was caused by the broker's own dispatch confusion.</w:t>
-      </w:r>
-    </w:p>
-    <w:p>
-      <w:r>
-        <w:br w:type="page"/>
-      </w:r>
-    </w:p>
-    <w:p>
-      <w:pPr>
-        <w:keepNext/>
-        <w:spacing w:before="280" w:after="80"/>
-      </w:pPr>
-      <w:r>
-        <w:rPr>
-          <w:rFonts w:ascii="Calibri" w:hAnsi="Calibri"/>
-          <w:b/>
-          <w:color w:val="0F172A"/>
-          <w:sz w:val="26"/>
-        </w:rPr>
-        <w:t>SECTION 4: THE CRUZ METRO FREIGHT VALUE PROPOSITION</w:t>
-      </w:r>
-    </w:p>
-    <w:p>
-      <w:pPr>
-        <w:pStyle w:val="ListBullet"/>
-        <w:spacing w:before="0" w:after="60" w:line="276" w:lineRule="auto"/>
-      </w:pPr>
-      <w:r>
-        <w:rPr>
-          <w:rFonts w:ascii="Calibri" w:hAnsi="Calibri"/>
-          <w:color w:val="1E293B"/>
-          <w:sz w:val="20"/>
-        </w:rPr>
-        <w:t>Direct Asset Carrier: You talk directly to Jose or our lead dispatcher—never an outsourced call center in another country.</w:t>
-      </w:r>
-    </w:p>
-    <w:p>
-      <w:pPr>
-        <w:pStyle w:val="ListBullet"/>
-        <w:spacing w:before="0" w:after="60" w:line="276" w:lineRule="auto"/>
-      </w:pPr>
-      <w:r>
-        <w:rPr>
-          <w:rFonts w:ascii="Calibri" w:hAnsi="Calibri"/>
-          <w:color w:val="1E293B"/>
-          <w:sz w:val="20"/>
-        </w:rPr>
-        <w:t>Guaranteed Equipment: When you book a 26ft liftgate with pallet jack, that exact truck pulls up to your dock.</w:t>
-      </w:r>
-    </w:p>
-    <w:p>
-      <w:pPr>
-        <w:pStyle w:val="ListBullet"/>
-        <w:spacing w:before="0" w:after="60" w:line="276" w:lineRule="auto"/>
-      </w:pPr>
-      <w:r>
-        <w:rPr>
-          <w:rFonts w:ascii="Calibri" w:hAnsi="Calibri"/>
-          <w:color w:val="1E293B"/>
-          <w:sz w:val="20"/>
-        </w:rPr>
-        <w:t>2 Full Hours Free Dock Detention: We absorb standard warehouse staging delays at zero extra charge.</w:t>
-      </w:r>
-    </w:p>
-    <w:p>
-      <w:pPr>
-        <w:pStyle w:val="ListBullet"/>
-        <w:spacing w:before="0" w:after="60" w:line="276" w:lineRule="auto"/>
-      </w:pPr>
-      <w:r>
-        <w:rPr>
-          <w:rFonts w:ascii="Calibri" w:hAnsi="Calibri"/>
-          <w:color w:val="1E293B"/>
-          <w:sz w:val="20"/>
-        </w:rPr>
-        <w:t>Real-Time e-POD: Digital proof of delivery photos and signed receiver BOL emailed within 15 minutes of delivery.</w:t>
-      </w:r>
-    </w:p>
-    <w:p>
-      <w:r>
-        <w:br w:type="page"/>
-      </w:r>
-    </w:p>
-    <w:p>
-      <w:pPr>
-        <w:keepNext/>
-        <w:spacing w:before="280" w:after="80"/>
-      </w:pPr>
-      <w:r>
-        <w:rPr>
-          <w:rFonts w:ascii="Calibri" w:hAnsi="Calibri"/>
-          <w:b/>
-          <w:color w:val="0F172A"/>
-          <w:sz w:val="26"/>
-        </w:rPr>
-        <w:t>SECTION 5: OUTBOUND CAMPAIGN TARGETING &amp; REVENUE GOALS</w:t>
-      </w:r>
-    </w:p>
-    <w:p>
-      <w:pPr>
-        <w:spacing w:before="0" w:after="120" w:line="276" w:lineRule="auto"/>
-      </w:pPr>
-      <w:r>
-        <w:rPr>
-          <w:rFonts w:ascii="Calibri" w:hAnsi="Calibri"/>
-          <w:color w:val="1E293B"/>
-          <w:sz w:val="20"/>
-        </w:rPr>
-        <w:t>Target Audience in DFW Industrial Parks (Brookhollow, Great Southwest / Arlington, Alliance, Coppell):</w:t>
-      </w:r>
-    </w:p>
-    <w:p>
-      <w:pPr>
-        <w:pStyle w:val="ListBullet"/>
-        <w:spacing w:before="0" w:after="60" w:line="276" w:lineRule="auto"/>
-      </w:pPr>
-      <w:r>
-        <w:rPr>
-          <w:rFonts w:ascii="Calibri" w:hAnsi="Calibri"/>
-          <w:color w:val="1E293B"/>
-          <w:sz w:val="20"/>
-        </w:rPr>
-        <w:t>Local logistics directors, warehouse terminal shipping managers, and regional 3PL dispatchers.</w:t>
-      </w:r>
-    </w:p>
-    <w:p>
-      <w:pPr>
-        <w:pStyle w:val="ListBullet"/>
-        <w:spacing w:before="0" w:after="60" w:line="276" w:lineRule="auto"/>
-      </w:pPr>
-      <w:r>
-        <w:rPr>
-          <w:rFonts w:ascii="Calibri" w:hAnsi="Calibri"/>
-          <w:color w:val="1E293B"/>
-          <w:sz w:val="20"/>
-        </w:rPr>
-        <w:t>Goal: Secure 4 dedicated recurring weekday routes (e.g. Tuesday/Thursday scheduled DFW-to-Fort Worth replenishment) to generate $14,000/month in predictable contractual billing.</w:t>
+        <w:t>Cold email 3 note: Rate sheet and 2-hour free dock detention policy.</w:t>
       </w:r>
     </w:p>
     <w:sectPr>
@@ -638,7 +115,7 @@
       <w:jc w:val="right"/>
     </w:pPr>
     <w:r>
-      <w:t>Cruz Metro Freight — Carrier Capabilities, Fleet Operating P</w:t>
+      <w:t>Cruz Metro Freight — Rough Company Notes</w:t>
     </w:r>
   </w:p>
 </w:hdr>
